--- a/ISC2 Event Coordinator/input templates/Attendance Sheet.docx
+++ b/ISC2 Event Coordinator/input templates/Attendance Sheet.docx
@@ -190,23 +190,52 @@
       <w:r>
         <w:rPr>
           <w:rFonts w:ascii="Open Sans" w:hAnsi="Open Sans" w:cs="Open Sans"/>
+          <w:b/>
+          <w:bCs/>
           <w:color w:val="595959" w:themeColor="text1" w:themeTint="A6"/>
         </w:rPr>
-        <w:t>P</w:t>
+        <w:t xml:space="preserve">If </w:t>
+      </w:r>
+      <w:r>
+        <w:rPr>
+          <w:rFonts w:ascii="Open Sans" w:hAnsi="Open Sans" w:cs="Open Sans"/>
+          <w:b/>
+          <w:bCs/>
+          <w:color w:val="595959" w:themeColor="text1" w:themeTint="A6"/>
+        </w:rPr>
+        <w:t>you registered</w:t>
       </w:r>
       <w:r>
         <w:rPr>
           <w:rFonts w:ascii="Open Sans" w:hAnsi="Open Sans" w:cs="Open Sans"/>
           <w:color w:val="595959" w:themeColor="text1" w:themeTint="A6"/>
         </w:rPr>
-        <w:t>lease sign in to confirm your on-site attendance to the event and obtain</w:t>
+        <w:t xml:space="preserve"> for this event</w:t>
       </w:r>
       <w:r>
         <w:rPr>
           <w:rFonts w:ascii="Open Sans" w:hAnsi="Open Sans" w:cs="Open Sans"/>
           <w:color w:val="595959" w:themeColor="text1" w:themeTint="A6"/>
         </w:rPr>
-        <w:t xml:space="preserve"> Continuing Professional Education</w:t>
+        <w:t>, p</w:t>
+      </w:r>
+      <w:r>
+        <w:rPr>
+          <w:rFonts w:ascii="Open Sans" w:hAnsi="Open Sans" w:cs="Open Sans"/>
+          <w:color w:val="595959" w:themeColor="text1" w:themeTint="A6"/>
+        </w:rPr>
+        <w:t xml:space="preserve">lease </w:t>
+      </w:r>
+      <w:r>
+        <w:rPr>
+          <w:rFonts w:ascii="Open Sans" w:hAnsi="Open Sans" w:cs="Open Sans"/>
+          <w:b/>
+          <w:bCs/>
+          <w:i/>
+          <w:iCs/>
+          <w:color w:val="595959" w:themeColor="text1" w:themeTint="A6"/>
+        </w:rPr>
+        <w:t>sign in</w:t>
       </w:r>
       <w:r>
         <w:rPr>
@@ -220,11 +249,72 @@
           <w:rFonts w:ascii="Open Sans" w:hAnsi="Open Sans" w:cs="Open Sans"/>
           <w:color w:val="595959" w:themeColor="text1" w:themeTint="A6"/>
         </w:rPr>
+        <w:t>below</w:t>
+      </w:r>
+      <w:r>
+        <w:rPr>
+          <w:rFonts w:ascii="Open Sans" w:hAnsi="Open Sans" w:cs="Open Sans"/>
+          <w:color w:val="595959" w:themeColor="text1" w:themeTint="A6"/>
+        </w:rPr>
+        <w:t xml:space="preserve"> </w:t>
+      </w:r>
+      <w:r>
+        <w:rPr>
+          <w:rFonts w:ascii="Open Sans" w:hAnsi="Open Sans" w:cs="Open Sans"/>
+          <w:color w:val="595959" w:themeColor="text1" w:themeTint="A6"/>
+        </w:rPr>
+        <w:t xml:space="preserve">to </w:t>
+      </w:r>
+      <w:r>
+        <w:rPr>
+          <w:rFonts w:ascii="Open Sans" w:hAnsi="Open Sans" w:cs="Open Sans"/>
+          <w:b/>
+          <w:bCs/>
+          <w:color w:val="595959" w:themeColor="text1" w:themeTint="A6"/>
+        </w:rPr>
+        <w:t>obtain</w:t>
+      </w:r>
+      <w:r>
+        <w:rPr>
+          <w:rFonts w:ascii="Open Sans" w:hAnsi="Open Sans" w:cs="Open Sans"/>
+          <w:b/>
+          <w:bCs/>
+          <w:color w:val="595959" w:themeColor="text1" w:themeTint="A6"/>
+        </w:rPr>
+        <w:t xml:space="preserve"> ISC2</w:t>
+      </w:r>
+      <w:r>
+        <w:rPr>
+          <w:rFonts w:ascii="Open Sans" w:hAnsi="Open Sans" w:cs="Open Sans"/>
+          <w:b/>
+          <w:bCs/>
+          <w:color w:val="595959" w:themeColor="text1" w:themeTint="A6"/>
+        </w:rPr>
+        <w:t xml:space="preserve"> Continuing Professional Education</w:t>
+      </w:r>
+      <w:r>
+        <w:rPr>
+          <w:rFonts w:ascii="Open Sans" w:hAnsi="Open Sans" w:cs="Open Sans"/>
+          <w:b/>
+          <w:bCs/>
+          <w:color w:val="595959" w:themeColor="text1" w:themeTint="A6"/>
+        </w:rPr>
+        <w:t xml:space="preserve"> </w:t>
+      </w:r>
+      <w:r>
+        <w:rPr>
+          <w:rFonts w:ascii="Open Sans" w:hAnsi="Open Sans" w:cs="Open Sans"/>
+          <w:b/>
+          <w:bCs/>
+          <w:color w:val="595959" w:themeColor="text1" w:themeTint="A6"/>
+        </w:rPr>
         <w:t>(</w:t>
       </w:r>
       <w:r>
         <w:rPr>
           <w:rFonts w:ascii="Open Sans" w:hAnsi="Open Sans" w:cs="Open Sans"/>
+          <w:b/>
+          <w:bCs/>
           <w:color w:val="595959" w:themeColor="text1" w:themeTint="A6"/>
         </w:rPr>
         <w:t>CPE</w:t>
@@ -232,6 +322,8 @@
       <w:r>
         <w:rPr>
           <w:rFonts w:ascii="Open Sans" w:hAnsi="Open Sans" w:cs="Open Sans"/>
+          <w:b/>
+          <w:bCs/>
           <w:color w:val="595959" w:themeColor="text1" w:themeTint="A6"/>
         </w:rPr>
         <w:t>)</w:t>
@@ -239,9 +331,36 @@
       <w:r>
         <w:rPr>
           <w:rFonts w:ascii="Open Sans" w:hAnsi="Open Sans" w:cs="Open Sans"/>
+          <w:b/>
+          <w:bCs/>
           <w:color w:val="595959" w:themeColor="text1" w:themeTint="A6"/>
         </w:rPr>
-        <w:t xml:space="preserve"> credits.</w:t>
+        <w:t xml:space="preserve"> credits</w:t>
+      </w:r>
+      <w:r>
+        <w:rPr>
+          <w:rFonts w:ascii="Open Sans" w:hAnsi="Open Sans" w:cs="Open Sans"/>
+          <w:color w:val="595959" w:themeColor="text1" w:themeTint="A6"/>
+        </w:rPr>
+        <w:t>.</w:t>
+      </w:r>
+      <w:r>
+        <w:rPr>
+          <w:rFonts w:ascii="Open Sans" w:hAnsi="Open Sans" w:cs="Open Sans"/>
+          <w:color w:val="595959" w:themeColor="text1" w:themeTint="A6"/>
+        </w:rPr>
+        <w:t xml:space="preserve"> </w:t>
+      </w:r>
+      <w:r>
+        <w:rPr>
+          <w:rFonts w:ascii="Open Sans" w:hAnsi="Open Sans" w:cs="Open Sans"/>
+          <w:b/>
+          <w:bCs/>
+          <w:i/>
+          <w:iCs/>
+          <w:color w:val="595959" w:themeColor="text1" w:themeTint="A6"/>
+        </w:rPr>
+        <w:t>Otherwise, complete page 2.</w:t>
       </w:r>
     </w:p>
     <w:p>
@@ -2826,25 +2945,155 @@
       <w:r>
         <w:rPr>
           <w:rFonts w:ascii="Open Sans" w:hAnsi="Open Sans" w:cs="Open Sans"/>
+          <w:b/>
+          <w:bCs/>
           <w:color w:val="595959" w:themeColor="text1" w:themeTint="A6"/>
         </w:rPr>
         <w:lastRenderedPageBreak/>
-        <w:t>If you did not register for the event and would like the ISC2 New York City &amp; Long Island Chapter to report CPEs to ISC2 on your behalf, please input your name, email and ISC2</w:t>
+        <w:t xml:space="preserve">If you did </w:t>
       </w:r>
       <w:r>
         <w:rPr>
           <w:rFonts w:ascii="Open Sans" w:hAnsi="Open Sans" w:cs="Open Sans"/>
+          <w:b/>
+          <w:bCs/>
+          <w:i/>
+          <w:iCs/>
           <w:color w:val="595959" w:themeColor="text1" w:themeTint="A6"/>
-          <w:vertAlign w:val="superscript"/>
         </w:rPr>
-        <w:t>®</w:t>
+        <w:t>not</w:t>
+      </w:r>
+      <w:r>
+        <w:rPr>
+          <w:rFonts w:ascii="Open Sans" w:hAnsi="Open Sans" w:cs="Open Sans"/>
+          <w:b/>
+          <w:bCs/>
+          <w:color w:val="595959" w:themeColor="text1" w:themeTint="A6"/>
+        </w:rPr>
+        <w:t xml:space="preserve"> register</w:t>
       </w:r>
       <w:r>
         <w:rPr>
           <w:rFonts w:ascii="Open Sans" w:hAnsi="Open Sans" w:cs="Open Sans"/>
           <w:color w:val="595959" w:themeColor="text1" w:themeTint="A6"/>
         </w:rPr>
-        <w:t xml:space="preserve"> Member ID below.</w:t>
+        <w:t xml:space="preserve"> for th</w:t>
+      </w:r>
+      <w:r>
+        <w:rPr>
+          <w:rFonts w:ascii="Open Sans" w:hAnsi="Open Sans" w:cs="Open Sans"/>
+          <w:color w:val="595959" w:themeColor="text1" w:themeTint="A6"/>
+        </w:rPr>
+        <w:t>is</w:t>
+      </w:r>
+      <w:r>
+        <w:rPr>
+          <w:rFonts w:ascii="Open Sans" w:hAnsi="Open Sans" w:cs="Open Sans"/>
+          <w:color w:val="595959" w:themeColor="text1" w:themeTint="A6"/>
+        </w:rPr>
+        <w:t xml:space="preserve"> event</w:t>
+      </w:r>
+      <w:r>
+        <w:rPr>
+          <w:rFonts w:ascii="Open Sans" w:hAnsi="Open Sans" w:cs="Open Sans"/>
+          <w:color w:val="595959" w:themeColor="text1" w:themeTint="A6"/>
+        </w:rPr>
+        <w:t>,</w:t>
+      </w:r>
+      <w:r>
+        <w:rPr>
+          <w:rFonts w:ascii="Open Sans" w:hAnsi="Open Sans" w:cs="Open Sans"/>
+          <w:color w:val="595959" w:themeColor="text1" w:themeTint="A6"/>
+        </w:rPr>
+        <w:t xml:space="preserve"> </w:t>
+      </w:r>
+      <w:r>
+        <w:rPr>
+          <w:rFonts w:ascii="Open Sans" w:hAnsi="Open Sans" w:cs="Open Sans"/>
+          <w:color w:val="595959" w:themeColor="text1" w:themeTint="A6"/>
+        </w:rPr>
+        <w:t xml:space="preserve">please </w:t>
+      </w:r>
+      <w:r>
+        <w:rPr>
+          <w:rFonts w:ascii="Open Sans" w:hAnsi="Open Sans" w:cs="Open Sans"/>
+          <w:b/>
+          <w:bCs/>
+          <w:i/>
+          <w:iCs/>
+          <w:color w:val="595959" w:themeColor="text1" w:themeTint="A6"/>
+        </w:rPr>
+        <w:t>print</w:t>
+      </w:r>
+      <w:r>
+        <w:rPr>
+          <w:rFonts w:ascii="Open Sans" w:hAnsi="Open Sans" w:cs="Open Sans"/>
+          <w:color w:val="595959" w:themeColor="text1" w:themeTint="A6"/>
+        </w:rPr>
+        <w:t xml:space="preserve"> </w:t>
+      </w:r>
+      <w:r>
+        <w:rPr>
+          <w:rFonts w:ascii="Open Sans" w:hAnsi="Open Sans" w:cs="Open Sans"/>
+          <w:color w:val="595959" w:themeColor="text1" w:themeTint="A6"/>
+        </w:rPr>
+        <w:t>the information requested below</w:t>
+      </w:r>
+      <w:r>
+        <w:rPr>
+          <w:rFonts w:ascii="Open Sans" w:hAnsi="Open Sans" w:cs="Open Sans"/>
+          <w:color w:val="595959" w:themeColor="text1" w:themeTint="A6"/>
+        </w:rPr>
+        <w:t xml:space="preserve"> to </w:t>
+      </w:r>
+      <w:r>
+        <w:rPr>
+          <w:rFonts w:ascii="Open Sans" w:hAnsi="Open Sans" w:cs="Open Sans"/>
+          <w:b/>
+          <w:bCs/>
+          <w:color w:val="595959" w:themeColor="text1" w:themeTint="A6"/>
+        </w:rPr>
+        <w:t>obtain ISC2 Continuing Professional Education (CPE) credits</w:t>
+      </w:r>
+      <w:r>
+        <w:rPr>
+          <w:rFonts w:ascii="Open Sans" w:hAnsi="Open Sans" w:cs="Open Sans"/>
+          <w:color w:val="595959" w:themeColor="text1" w:themeTint="A6"/>
+        </w:rPr>
+        <w:t xml:space="preserve">. </w:t>
+      </w:r>
+      <w:r>
+        <w:rPr>
+          <w:rFonts w:ascii="Open Sans" w:hAnsi="Open Sans" w:cs="Open Sans"/>
+          <w:b/>
+          <w:bCs/>
+          <w:i/>
+          <w:iCs/>
+          <w:color w:val="595959" w:themeColor="text1" w:themeTint="A6"/>
+        </w:rPr>
+        <w:t xml:space="preserve">Otherwise, complete page </w:t>
+      </w:r>
+      <w:r>
+        <w:rPr>
+          <w:rFonts w:ascii="Open Sans" w:hAnsi="Open Sans" w:cs="Open Sans"/>
+          <w:b/>
+          <w:bCs/>
+          <w:i/>
+          <w:iCs/>
+          <w:color w:val="595959" w:themeColor="text1" w:themeTint="A6"/>
+        </w:rPr>
+        <w:t>1</w:t>
+      </w:r>
+      <w:r>
+        <w:rPr>
+          <w:rFonts w:ascii="Open Sans" w:hAnsi="Open Sans" w:cs="Open Sans"/>
+          <w:b/>
+          <w:bCs/>
+          <w:i/>
+          <w:iCs/>
+          <w:color w:val="595959" w:themeColor="text1" w:themeTint="A6"/>
+        </w:rPr>
+        <w:t>.</w:t>
       </w:r>
     </w:p>
     <w:p>
